--- a/docs/samples/Contract & Legal HQ Resources/Vendors/[Template] HD Cung cap Dich vu - Vendor (VN).docx
+++ b/docs/samples/Contract & Legal HQ Resources/Vendors/[Template] HD Cung cap Dich vu - Vendor (VN).docx
@@ -61,7 +61,7 @@
           <w:b/>
           <w:bCs/>
         </w:rPr>
-        <w:t>Số: [SỐ HỢP ĐỒNG]/HDCC</w:t>
+        <w:t>Số: {{contract.number}}/HDCC</w:t>
       </w:r>
     </w:p>
     <w:p>
@@ -109,40 +109,40 @@
         <w:jc w:val="both"/>
       </w:pPr>
       <w:r>
-        <w:t xml:space="preserve">Hợp Đồng Cung Cấp Dịch Vụ (gọi tắt là </w:t>
-      </w:r>
-      <w:r>
-        <w:rPr>
-          <w:b/>
-          <w:bCs/>
-        </w:rPr>
-        <w:t>“Hợp Đồng”</w:t>
-      </w:r>
-      <w:r>
-        <w:t xml:space="preserve">) được lập ngày </w:t>
-      </w:r>
-      <w:r>
-        <w:rPr>
-          <w:b/>
-          <w:bCs/>
-        </w:rPr>
-        <w:t>[NGÀY KÝ]</w:t>
-      </w:r>
-      <w:r>
-        <w:t xml:space="preserve"> giữa:</w:t>
-      </w:r>
-    </w:p>
-    <w:p>
-      <w:pPr>
-        <w:spacing w:after="80"/>
-        <w:jc w:val="both"/>
-      </w:pPr>
-      <w:r>
-        <w:rPr>
-          <w:b/>
-          <w:bCs/>
-        </w:rPr>
-        <w:t>BÊN A (BÊN CUNG CẤP): [TÊN PHÁP LÝ VENDOR]</w:t>
+        <w:t xml:space="preserve">Hợp Đồng Cung Cấp Dịch Vụ (gọi tắt là “Hợp Đồng”) được lập ngày {{terms.signed_on}} giữa:</w:t>
+      </w:r>
+      <w:r>
+        <w:rPr>
+          <w:b/>
+          <w:bCs/>
+        </w:rPr>
+        <w:t/>
+      </w:r>
+      <w:r>
+        <w:t xml:space="preserve"/>
+      </w:r>
+      <w:r>
+        <w:rPr>
+          <w:b/>
+          <w:bCs/>
+        </w:rPr>
+        <w:t/>
+      </w:r>
+      <w:r>
+        <w:t xml:space="preserve"/>
+      </w:r>
+    </w:p>
+    <w:p>
+      <w:pPr>
+        <w:spacing w:after="80"/>
+        <w:jc w:val="both"/>
+      </w:pPr>
+      <w:r>
+        <w:rPr>
+          <w:b/>
+          <w:bCs/>
+        </w:rPr>
+        <w:t>BÊN A (BÊN CUNG CẤP): {{vendor.company_name}}</w:t>
       </w:r>
     </w:p>
     <w:p>
@@ -170,25 +170,25 @@
         <w:jc w:val="both"/>
       </w:pPr>
       <w:r>
-        <w:t>Địa chỉ: [ĐỊA CHỈ BÊN A]</w:t>
-      </w:r>
-    </w:p>
-    <w:p>
-      <w:pPr>
-        <w:spacing w:after="80"/>
-        <w:jc w:val="both"/>
-      </w:pPr>
-      <w:r>
-        <w:t>Mã số thuế: [MST BÊN A]</w:t>
-      </w:r>
-    </w:p>
-    <w:p>
-      <w:pPr>
-        <w:spacing w:after="80"/>
-        <w:jc w:val="both"/>
-      </w:pPr>
-      <w:r>
-        <w:t>Điện thoại: [SĐT BÊN A]</w:t>
+        <w:t>Địa chỉ: {{vendor.address}}</w:t>
+      </w:r>
+    </w:p>
+    <w:p>
+      <w:pPr>
+        <w:spacing w:after="80"/>
+        <w:jc w:val="both"/>
+      </w:pPr>
+      <w:r>
+        <w:t>Mã số thuế: {{vendor.tax_code}}</w:t>
+      </w:r>
+    </w:p>
+    <w:p>
+      <w:pPr>
+        <w:spacing w:after="80"/>
+        <w:jc w:val="both"/>
+      </w:pPr>
+      <w:r>
+        <w:t>Điện thoại: {{vendor.phone}}</w:t>
       </w:r>
     </w:p>
     <w:p>
@@ -197,7 +197,7 @@
         <w:jc w:val="both"/>
       </w:pPr>
       <w:r>
-        <w:t>Số tài khoản: [SỐ TÀI KHOẢN BÊN A] - Tại Ngân hàng [NGÂN HÀNG BÊN A]</w:t>
+        <w:t>Số tài khoản: {{vendor.bank_account_number}} - Tại Ngân hàng {{vendor.bank_name}}</w:t>
       </w:r>
     </w:p>
     <w:p>
@@ -951,30 +951,30 @@
           <w:b/>
           <w:bCs/>
         </w:rPr>
-        <w:t xml:space="preserve">Thời gian thi công/cung cấp dịch vụ: </w:t>
-      </w:r>
-      <w:r>
-        <w:t xml:space="preserve">Từ ngày </w:t>
-      </w:r>
-      <w:r>
-        <w:rPr>
-          <w:b/>
-          <w:bCs/>
-        </w:rPr>
-        <w:t>[NGÀY BẮT ĐẦU]</w:t>
-      </w:r>
-      <w:r>
-        <w:t xml:space="preserve"> đến ngày </w:t>
-      </w:r>
-      <w:r>
-        <w:rPr>
-          <w:b/>
-          <w:bCs/>
-        </w:rPr>
-        <w:t>[NGÀY KẾT THÚC]</w:t>
-      </w:r>
-      <w:r>
-        <w:t>.</w:t>
+        <w:t xml:space="preserve">Thời gian thi công/cung cấp dịch vụ: Từ ngày {{terms.service_start}} đến ngày {{terms.service_end}}.</w:t>
+      </w:r>
+      <w:r>
+        <w:t xml:space="preserve"/>
+      </w:r>
+      <w:r>
+        <w:rPr>
+          <w:b/>
+          <w:bCs/>
+        </w:rPr>
+        <w:t/>
+      </w:r>
+      <w:r>
+        <w:t xml:space="preserve"/>
+      </w:r>
+      <w:r>
+        <w:rPr>
+          <w:b/>
+          <w:bCs/>
+        </w:rPr>
+        <w:t/>
+      </w:r>
+      <w:r>
+        <w:t/>
       </w:r>
     </w:p>
     <w:p>
@@ -1162,7 +1162,7 @@
         <w:jc w:val="both"/>
       </w:pPr>
       <w:r>
-        <w:t>Tên tài khoản: [TÊN TÀI KHOẢN BÊN A]</w:t>
+        <w:t>Tên tài khoản: {{vendor.bank_account_name}}</w:t>
       </w:r>
     </w:p>
     <w:p>
@@ -1171,17 +1171,17 @@
         <w:jc w:val="both"/>
       </w:pPr>
       <w:r>
-        <w:t xml:space="preserve">Số tài khoản: </w:t>
-      </w:r>
-      <w:r>
-        <w:rPr>
-          <w:b/>
-          <w:bCs/>
-        </w:rPr>
-        <w:t>[SỐ TÀI KHOẢN BÊN A]</w:t>
-      </w:r>
-      <w:r>
-        <w:t xml:space="preserve"> - Tại Ngân hàng [NGÂN HÀNG BÊN A]</w:t>
+        <w:t xml:space="preserve">Số tài khoản: {{vendor.bank_account_number}} - Tại Ngân hàng {{vendor.bank_name}}</w:t>
+      </w:r>
+      <w:r>
+        <w:rPr>
+          <w:b/>
+          <w:bCs/>
+        </w:rPr>
+        <w:t/>
+      </w:r>
+      <w:r>
+        <w:t xml:space="preserve"/>
       </w:r>
     </w:p>
     <w:p>

--- a/docs/samples/Contract & Legal HQ Resources/Vendors/[Template] HD Cung cap Dich vu - Vendor (VN).docx
+++ b/docs/samples/Contract & Legal HQ Resources/Vendors/[Template] HD Cung cap Dich vu - Vendor (VN).docx
@@ -61,7 +61,7 @@
           <w:b/>
           <w:bCs/>
         </w:rPr>
-        <w:t>Số: {{contract.number}}/HDCC</w:t>
+        <w:t>Số: {{contract.number}}</w:t>
       </w:r>
     </w:p>
     <w:p>
